--- a/daily-reports/2026-08-21/report.docx
+++ b/daily-reports/2026-08-21/report.docx
@@ -28,28 +28,28 @@
         <w:pStyle w:val="Heading2"/>
       </w:pPr>
       <w:r>
-        <w:t>1. s1dashu/ip-as-logo-skill  ⭐ 3,202</w:t>
+        <w:t>1. s1dashu/ip-as-logo-skill  ⭐ 3,211</w:t>
       </w:r>
     </w:p>
     <w:p>
       <w:r>
-        <w:t>语言：未知 ｜ Stars：3,202 ｜ Forks：157</w:t>
+        <w:t>语言：未知 ｜ Stars：3,211 ｜ Forks：157</w:t>
         <w:br/>
       </w:r>
       <w:r>
-        <w:t>这是什么：这是一个小巧的智能体技能包，用来生成简洁、圆润、带一点新拟物风格的IP吉祥物Logo。它把复杂的Logo设计过程简化成几个步骤，让AI能快速帮你画出可爱的品牌形象。</w:t>
+        <w:t>这是什么：这是一个为AI助手准备的小技能包，能帮你快速生成简化、圆润、带点立体感的IP吉祥物标志。它把复杂的logo设计过程变得超级简单，就像有个设计师帮你画好草稿。</w:t>
         <w:br/>
       </w:r>
       <w:r>
-        <w:t>能用来做什么：你可以用它来快速生成品牌吉祥物或IP形象的Logo，比如为你的个人项目、小生意或社交媒体账号设计一个独特的标识。</w:t>
+        <w:t>能用来做什么：你可以用它来生成可爱的吉祥物头像、品牌小图标，或者给聊天机器人设计一个专属形象。</w:t>
         <w:br/>
       </w:r>
       <w:r>
-        <w:t>适用领域：品牌设计、个人项目、社交媒体、创业初期</w:t>
+        <w:t>适用领域：品牌设计、社交媒体、个人项目</w:t>
         <w:br/>
       </w:r>
       <w:r>
-        <w:t>对新手有什么帮助：即使你不会设计，也能通过这个工具获得专业感的Logo，适合零基础想拥有自己品牌形象的新手。</w:t>
+        <w:t>对新手有什么帮助：对新手来说，你不需要会画画，只要告诉它你想要什么风格，它就能帮你生成一个好看的logo，非常适合想自己动手做品牌形象的人。</w:t>
         <w:br/>
       </w:r>
       <w:r>
@@ -61,28 +61,28 @@
         <w:pStyle w:val="Heading2"/>
       </w:pPr>
       <w:r>
-        <w:t>2. yetone/cumora  ⭐ 2,786</w:t>
+        <w:t>2. yetone/cumora  ⭐ 2,788</w:t>
       </w:r>
     </w:p>
     <w:p>
       <w:r>
-        <w:t>语言：TypeScript ｜ Stars：2,786 ｜ Forks：331</w:t>
+        <w:t>语言：TypeScript ｜ Stars：2,788 ｜ Forks：331</w:t>
         <w:br/>
       </w:r>
       <w:r>
-        <w:t>这是什么：Cumora是一个跨平台的团队聊天工具，但它的特别之处在于AI智能体也能像团队成员一样参与对话。你可以自带AI大脑（比如Claude Code或Codex），或者使用云端版本，让AI帮你处理任务。</w:t>
+        <w:t>这是什么：这是一个跨平台的团队聊天工具，但特别的是，AI代理（也就是智能助手）也能像人类成员一样加入聊天，一起协作。你可以用云端自带的AI，也可以接入你自己的Claude Code或Codex。</w:t>
         <w:br/>
       </w:r>
       <w:r>
-        <w:t>能用来做什么：你可以用它来组建一个人类和AI混合的团队，在聊天中分配任务、协作解决问题，比如让AI帮你写代码、整理资料或回答疑问。</w:t>
+        <w:t>能用来做什么：你可以用它来组织一个混合团队，让AI帮你处理任务、回答问题，或者和同事一起讨论项目，AI也能参与进来。</w:t>
         <w:br/>
       </w:r>
       <w:r>
-        <w:t>适用领域：团队协作、项目管理、AI辅助开发、日常办公</w:t>
+        <w:t>适用领域：团队协作、项目管理、AI应用开发</w:t>
         <w:br/>
       </w:r>
       <w:r>
-        <w:t>对新手有什么帮助：它让你直观地看到AI如何融入团队工作，适合想体验AI协作方式的新手，无需复杂配置就能开始。</w:t>
+        <w:t>对新手有什么帮助：对新手来说，它能让你直观看到AI如何融入日常工作，学习如何与AI协作，而且不需要复杂的配置就能体验。</w:t>
         <w:br/>
       </w:r>
       <w:r>
@@ -94,28 +94,28 @@
         <w:pStyle w:val="Heading2"/>
       </w:pPr>
       <w:r>
-        <w:t>3. CopilotKit/OpenBot  ⭐ 1,717</w:t>
+        <w:t>3. CopilotKit/OpenBot  ⭐ 1,728</w:t>
       </w:r>
     </w:p>
     <w:p>
       <w:r>
-        <w:t>语言：TypeScript ｜ Stars：1,717 ｜ Forks：180</w:t>
+        <w:t>语言：TypeScript ｜ Stars：1,728 ｜ Forks：180</w:t>
         <w:br/>
       </w:r>
       <w:r>
-        <w:t>这是什么：OpenBot是一个开源项目，它给每个AI助手分配一台属于自己的“电脑”，包括浏览器、文件和工具。AI的所有操作都会先计划再执行，并且记录下来，让你完全透明地看到它在做什么。</w:t>
+        <w:t>这是什么：这是一个开源项目，提供AI同事，每个AI同事都有自己的电脑，包括浏览器、文件和工具。它们做每个动作前都会先决定，并记录下来，你可以随时查看。它还支持接入任何AG-UI代理。</w:t>
         <w:br/>
       </w:r>
       <w:r>
-        <w:t>能用来做什么：你可以用它来创建能自主完成任务的AI助手，比如自动浏览网页收集信息、整理文件或执行重复性工作，适合自动化办公场景。</w:t>
+        <w:t>能用来做什么：你可以让这些AI同事帮你自动完成网页操作、文件处理等任务，比如自动填表、收集信息，而且每一步都有记录，很透明。</w:t>
         <w:br/>
       </w:r>
       <w:r>
-        <w:t>适用领域：自动化办公、数据收集、文件管理、AI应用开发</w:t>
+        <w:t>适用领域：自动化办公、数据收集、AI应用开发</w:t>
         <w:br/>
       </w:r>
       <w:r>
-        <w:t>对新手有什么帮助：它展示了AI如何独立操作电脑，对想学习AI自动化或开发AI助手的新手非常有启发，而且开源可自由学习。</w:t>
+        <w:t>对新手有什么帮助：对新手来说，它展示了AI如何像人一样操作电脑，你可以学习AI自动化流程，而且因为动作有记录，很容易理解AI在做什么。</w:t>
         <w:br/>
       </w:r>
       <w:r>
@@ -136,19 +136,19 @@
         <w:br/>
       </w:r>
       <w:r>
-        <w:t>这是什么：Northcinder是一个购物助手软件，它站在买家这边，不推送广告，用确定的排名帮你选商品。它支持签署购买授权，并记录所有操作，让你购物更放心。</w:t>
+        <w:t>这是什么：这是一个购物代理软件，它由买家控制，不带广告，用确定性的排名来决定推荐什么商品。它还支持签名购买指令和本地审计追踪，确保购物过程透明可信。</w:t>
         <w:br/>
       </w:r>
       <w:r>
-        <w:t>能用来做什么：你可以用它来作为你的私人购物代理，自动比较商品、下单，并保留完整的购买记录，适合经常网购但想省时间的人。</w:t>
+        <w:t>能用来做什么：你可以用它来让AI帮你购物，它会根据你的要求筛选商品，并且每一步都有记录，你可以放心让它帮你下单。</w:t>
         <w:br/>
       </w:r>
       <w:r>
-        <w:t>适用领域：电商购物、比价、自动化购买、消费者权益保护</w:t>
+        <w:t>适用领域：电商购物、个人助理、信任与安全</w:t>
         <w:br/>
       </w:r>
       <w:r>
-        <w:t>对新手有什么帮助：它让你了解AI如何辅助购物决策，同时保护你的隐私和数据，适合对智能购物感兴趣的新手。</w:t>
+        <w:t>对新手有什么帮助：对新手来说，它让你体验AI购物代理，而且因为无广告和可审计，你能学会如何安全地使用AI进行交易。</w:t>
         <w:br/>
       </w:r>
       <w:r>
@@ -169,19 +169,19 @@
         <w:br/>
       </w:r>
       <w:r>
-        <w:t>这是什么：这是一份关于DeepSeek V4模型与J-Space结合的能力实现报告，用基准测试证明J-Space能减少模型能力损失，让AI发挥更稳定。</w:t>
+        <w:t>这是什么：这是一份关于DeepSeek V4模型在J-Space环境下能力实现情况的报告，用基准测试证明了J-Space能减少DeepSeek V4的能力损失。</w:t>
         <w:br/>
       </w:r>
       <w:r>
-        <w:t>能用来做什么：你可以用它来了解如何优化AI模型的表现，特别是当你在使用DeepSeek V4时，可以参考报告中的方法提升效果。</w:t>
+        <w:t>能用来做什么：你可以用它来了解如何优化AI模型的性能，特别是当你在特定环境中部署模型时，可以参考这份报告来减少能力下降。</w:t>
         <w:br/>
       </w:r>
       <w:r>
-        <w:t>适用领域：AI研究、模型优化、性能测试、技术报告</w:t>
+        <w:t>适用领域：AI模型优化、性能测试、技术研究</w:t>
         <w:br/>
       </w:r>
       <w:r>
-        <w:t>对新手有什么帮助：虽然内容偏技术，但能让你看到AI模型优化的实际案例，对想深入理解AI工作原理的新手有科普价值。</w:t>
+        <w:t>对新手有什么帮助：对新手来说，它能帮你理解AI模型在不同环境下的表现差异，学习如何评估和优化模型，虽然有点技术性，但内容很具体。</w:t>
         <w:br/>
       </w:r>
       <w:r>
@@ -212,7 +212,7 @@
         <w:t>Vomit: Clean up Claude 5's token output with a separate LLM</w:t>
       </w:r>
       <w:r>
-        <w:t>（👍 199）</w:t>
+        <w:t>（👍 204）</w:t>
       </w:r>
       <w:r>
         <w:br/>
@@ -220,7 +220,7 @@
       </w:r>
       <w:r>
         <w:br/>
-        <w:t>摘要：Hacker News 上有人提出用另一个 LLM 来清理 Claude 5 的 token 输出，以提升生成质量，这一想法引发了关于模型自我优化和资源消耗的讨论。</w:t>
+        <w:t>摘要：Hacker News 上有人提出用另一个 LLM 来清理 Claude 5 的 token 输出，以提升输出质量或格式，这反映了对 LLM 输出后处理的新思路。</w:t>
       </w:r>
     </w:p>
     <w:p>
@@ -239,7 +239,7 @@
       </w:r>
       <w:r>
         <w:br/>
-        <w:t>摘要：Hacker News 上发布了“AI Futures”项目，旨在探讨 AI 未来发展方向，可能涉及技术预测或伦理议题，值得关注。</w:t>
+        <w:t>摘要：Hacker News 上发布了“AI Futures”项目，可能是一个关于 AI 未来趋势的讨论或资源，值得关注以了解行业方向。</w:t>
       </w:r>
     </w:p>
     <w:p>
@@ -263,7 +263,7 @@
       </w:r>
       <w:r>
         <w:br/>
-        <w:t>摘要：arXiv 上的一篇论文提出 G-CARL 方法，通过基于检查表的奖励学习来提升患者导向的医学报告解读能力，有望改善医疗 AI 的实用性和可解释性。</w:t>
+        <w:t>摘要：arXiv 论文提出 G-CARL 方法，通过基于检查表的奖励学习来生成更符合患者需求的医学报告解读，有助于提升医疗 AI 的可信度。</w:t>
       </w:r>
     </w:p>
     <w:p>
@@ -287,7 +287,7 @@
       </w:r>
       <w:r>
         <w:br/>
-        <w:t>摘要：量子位报道称，世界机器人大会（WRC）上展示了全栈 AI 和 20 多项复杂家务功能，且价格低至 8.99 万，标志着家用机器人技术的重大进展。</w:t>
+        <w:t>摘要：量子位报道了世界机器人大会（WRC）的亮点，包括全栈 AI 和 20 多个高难度家务任务，且价格低至 8.99 万，展示了家用机器人的最新进展。</w:t>
       </w:r>
     </w:p>
     <w:p>
@@ -311,7 +311,7 @@
       </w:r>
       <w:r>
         <w:br/>
-        <w:t>摘要：新智元报道，扩散语言模型驱动的实时交互视频模型 SigmaZ 完成数百万美元融资，显示该技术在视频生成和交互领域的前景被资本看好。</w:t>
+        <w:t>摘要：新智元报道了扩散语言模型驱动的实时交互视频模型 SigmaZ 完成融资，表明该技术方向受到资本青睐，可能推动视频生成领域发展。</w:t>
       </w:r>
     </w:p>
     <w:sectPr>
